--- a/ExperimentDetails.docx
+++ b/ExperimentDetails.docx
@@ -130,6 +130,533 @@
         </w:rPr>
         <w:t>Parameters Used</w:t>
       </w:r>
+    </w:p>
+    <w:p>
+      <w:pPr>
+        <w:rPr>
+          <w:rFonts w:ascii="Calibri" w:hAnsi="Calibri" w:cs="Calibri"/>
+          <w:sz w:val="22"/>
+          <w:szCs w:val="22"/>
+        </w:rPr>
+      </w:pPr>
+    </w:p>
+    <w:tbl>
+      <w:tblPr>
+        <w:tblStyle w:val="TableGrid"/>
+        <w:tblW w:w="0" w:type="auto"/>
+        <w:tblLook w:val="04A0" w:firstRow="1" w:lastRow="0" w:firstColumn="1" w:lastColumn="0" w:noHBand="0" w:noVBand="1"/>
+      </w:tblPr>
+      <w:tblGrid>
+        <w:gridCol w:w="3116"/>
+        <w:gridCol w:w="3117"/>
+        <w:gridCol w:w="3117"/>
+      </w:tblGrid>
+      <w:tr>
+        <w:tc>
+          <w:tcPr>
+            <w:tcW w:w="3116" w:type="dxa"/>
+          </w:tcPr>
+          <w:p>
+            <w:pPr>
+              <w:jc w:val="center"/>
+              <w:rPr>
+                <w:rFonts w:ascii="Calibri" w:hAnsi="Calibri" w:cs="Calibri"/>
+                <w:sz w:val="22"/>
+                <w:szCs w:val="22"/>
+              </w:rPr>
+            </w:pPr>
+            <w:r>
+              <w:rPr>
+                <w:rFonts w:ascii="Calibri" w:hAnsi="Calibri" w:cs="Calibri"/>
+                <w:sz w:val="22"/>
+                <w:szCs w:val="22"/>
+              </w:rPr>
+              <w:t>Parameter</w:t>
+            </w:r>
+          </w:p>
+        </w:tc>
+        <w:tc>
+          <w:tcPr>
+            <w:tcW w:w="3117" w:type="dxa"/>
+          </w:tcPr>
+          <w:p>
+            <w:pPr>
+              <w:jc w:val="center"/>
+              <w:rPr>
+                <w:rFonts w:ascii="Calibri" w:hAnsi="Calibri" w:cs="Calibri"/>
+                <w:sz w:val="22"/>
+                <w:szCs w:val="22"/>
+              </w:rPr>
+            </w:pPr>
+            <w:r>
+              <w:rPr>
+                <w:rFonts w:ascii="Calibri" w:hAnsi="Calibri" w:cs="Calibri"/>
+                <w:sz w:val="22"/>
+                <w:szCs w:val="22"/>
+              </w:rPr>
+              <w:t>Value</w:t>
+            </w:r>
+          </w:p>
+        </w:tc>
+        <w:tc>
+          <w:tcPr>
+            <w:tcW w:w="3117" w:type="dxa"/>
+          </w:tcPr>
+          <w:p>
+            <w:pPr>
+              <w:jc w:val="center"/>
+              <w:rPr>
+                <w:rFonts w:ascii="Calibri" w:hAnsi="Calibri" w:cs="Calibri"/>
+                <w:sz w:val="22"/>
+                <w:szCs w:val="22"/>
+              </w:rPr>
+            </w:pPr>
+            <w:r>
+              <w:rPr>
+                <w:rFonts w:ascii="Calibri" w:hAnsi="Calibri" w:cs="Calibri"/>
+                <w:sz w:val="22"/>
+                <w:szCs w:val="22"/>
+              </w:rPr>
+              <w:t>Rationale</w:t>
+            </w:r>
+          </w:p>
+        </w:tc>
+      </w:tr>
+      <w:tr>
+        <w:tc>
+          <w:tcPr>
+            <w:tcW w:w="3116" w:type="dxa"/>
+          </w:tcPr>
+          <w:p>
+            <w:pPr>
+              <w:jc w:val="center"/>
+              <w:rPr>
+                <w:rFonts w:ascii="Calibri" w:hAnsi="Calibri" w:cs="Calibri"/>
+                <w:sz w:val="22"/>
+                <w:szCs w:val="22"/>
+              </w:rPr>
+            </w:pPr>
+            <w:r>
+              <w:rPr>
+                <w:rFonts w:ascii="Calibri" w:hAnsi="Calibri" w:cs="Calibri"/>
+                <w:sz w:val="22"/>
+                <w:szCs w:val="22"/>
+              </w:rPr>
+              <w:t>Unit of Randomization</w:t>
+            </w:r>
+          </w:p>
+        </w:tc>
+        <w:tc>
+          <w:tcPr>
+            <w:tcW w:w="3117" w:type="dxa"/>
+          </w:tcPr>
+          <w:p>
+            <w:pPr>
+              <w:jc w:val="center"/>
+              <w:rPr>
+                <w:rFonts w:ascii="Calibri" w:hAnsi="Calibri" w:cs="Calibri"/>
+                <w:sz w:val="22"/>
+                <w:szCs w:val="22"/>
+              </w:rPr>
+            </w:pPr>
+            <w:r>
+              <w:rPr>
+                <w:rFonts w:ascii="Calibri" w:hAnsi="Calibri" w:cs="Calibri"/>
+                <w:sz w:val="22"/>
+                <w:szCs w:val="22"/>
+              </w:rPr>
+              <w:t>Client ID</w:t>
+            </w:r>
+          </w:p>
+        </w:tc>
+        <w:tc>
+          <w:tcPr>
+            <w:tcW w:w="3117" w:type="dxa"/>
+          </w:tcPr>
+          <w:p>
+            <w:pPr>
+              <w:jc w:val="center"/>
+              <w:rPr>
+                <w:rFonts w:ascii="Calibri" w:hAnsi="Calibri" w:cs="Calibri"/>
+                <w:sz w:val="22"/>
+                <w:szCs w:val="22"/>
+              </w:rPr>
+            </w:pPr>
+            <w:r>
+              <w:rPr>
+                <w:rFonts w:ascii="Calibri" w:hAnsi="Calibri" w:cs="Calibri"/>
+                <w:sz w:val="22"/>
+                <w:szCs w:val="22"/>
+              </w:rPr>
+              <w:t>Long term retention measurement.</w:t>
+            </w:r>
+          </w:p>
+        </w:tc>
+      </w:tr>
+      <w:tr>
+        <w:tc>
+          <w:tcPr>
+            <w:tcW w:w="3116" w:type="dxa"/>
+          </w:tcPr>
+          <w:p>
+            <w:pPr>
+              <w:jc w:val="center"/>
+              <w:rPr>
+                <w:rFonts w:ascii="Calibri" w:hAnsi="Calibri" w:cs="Calibri"/>
+                <w:sz w:val="22"/>
+                <w:szCs w:val="22"/>
+              </w:rPr>
+            </w:pPr>
+            <w:r>
+              <w:rPr>
+                <w:rFonts w:ascii="Calibri" w:hAnsi="Calibri" w:cs="Calibri"/>
+                <w:sz w:val="22"/>
+                <w:szCs w:val="22"/>
+              </w:rPr>
+              <w:t>Significance Level (alpha)</w:t>
+            </w:r>
+          </w:p>
+        </w:tc>
+        <w:tc>
+          <w:tcPr>
+            <w:tcW w:w="3117" w:type="dxa"/>
+          </w:tcPr>
+          <w:p>
+            <w:pPr>
+              <w:jc w:val="center"/>
+              <w:rPr>
+                <w:rFonts w:ascii="Calibri" w:hAnsi="Calibri" w:cs="Calibri"/>
+                <w:sz w:val="22"/>
+                <w:szCs w:val="22"/>
+              </w:rPr>
+            </w:pPr>
+            <w:r>
+              <w:rPr>
+                <w:rFonts w:ascii="Calibri" w:hAnsi="Calibri" w:cs="Calibri"/>
+                <w:sz w:val="22"/>
+                <w:szCs w:val="22"/>
+              </w:rPr>
+              <w:t>0.05</w:t>
+            </w:r>
+          </w:p>
+        </w:tc>
+        <w:tc>
+          <w:tcPr>
+            <w:tcW w:w="3117" w:type="dxa"/>
+          </w:tcPr>
+          <w:p>
+            <w:pPr>
+              <w:jc w:val="center"/>
+              <w:rPr>
+                <w:rFonts w:ascii="Calibri" w:hAnsi="Calibri" w:cs="Calibri"/>
+                <w:sz w:val="22"/>
+                <w:szCs w:val="22"/>
+              </w:rPr>
+            </w:pPr>
+            <w:r>
+              <w:rPr>
+                <w:rFonts w:ascii="Calibri" w:hAnsi="Calibri" w:cs="Calibri"/>
+                <w:sz w:val="22"/>
+                <w:szCs w:val="22"/>
+              </w:rPr>
+              <w:t>5% tolerance for Type I false-positive error.</w:t>
+            </w:r>
+          </w:p>
+        </w:tc>
+      </w:tr>
+      <w:tr>
+        <w:tc>
+          <w:tcPr>
+            <w:tcW w:w="3116" w:type="dxa"/>
+          </w:tcPr>
+          <w:p>
+            <w:pPr>
+              <w:jc w:val="center"/>
+              <w:rPr>
+                <w:rFonts w:ascii="Calibri" w:hAnsi="Calibri" w:cs="Calibri"/>
+                <w:sz w:val="22"/>
+                <w:szCs w:val="22"/>
+              </w:rPr>
+            </w:pPr>
+            <w:r>
+              <w:rPr>
+                <w:rFonts w:ascii="Calibri" w:hAnsi="Calibri" w:cs="Calibri"/>
+                <w:sz w:val="22"/>
+                <w:szCs w:val="22"/>
+              </w:rPr>
+              <w:t>Statistical Power (1-b)</w:t>
+            </w:r>
+          </w:p>
+        </w:tc>
+        <w:tc>
+          <w:tcPr>
+            <w:tcW w:w="3117" w:type="dxa"/>
+          </w:tcPr>
+          <w:p>
+            <w:pPr>
+              <w:jc w:val="center"/>
+              <w:rPr>
+                <w:rFonts w:ascii="Calibri" w:hAnsi="Calibri" w:cs="Calibri"/>
+                <w:sz w:val="22"/>
+                <w:szCs w:val="22"/>
+              </w:rPr>
+            </w:pPr>
+            <w:r>
+              <w:rPr>
+                <w:rFonts w:ascii="Calibri" w:hAnsi="Calibri" w:cs="Calibri"/>
+                <w:sz w:val="22"/>
+                <w:szCs w:val="22"/>
+              </w:rPr>
+              <w:t>0.80</w:t>
+            </w:r>
+          </w:p>
+        </w:tc>
+        <w:tc>
+          <w:tcPr>
+            <w:tcW w:w="3117" w:type="dxa"/>
+          </w:tcPr>
+          <w:p>
+            <w:pPr>
+              <w:jc w:val="center"/>
+              <w:rPr>
+                <w:rFonts w:ascii="Calibri" w:hAnsi="Calibri" w:cs="Calibri"/>
+                <w:sz w:val="22"/>
+                <w:szCs w:val="22"/>
+              </w:rPr>
+            </w:pPr>
+            <w:r>
+              <w:rPr>
+                <w:rFonts w:ascii="Calibri" w:hAnsi="Calibri" w:cs="Calibri"/>
+                <w:sz w:val="22"/>
+                <w:szCs w:val="22"/>
+              </w:rPr>
+              <w:t>20% tolerance for type 2 false negative error</w:t>
+            </w:r>
+          </w:p>
+        </w:tc>
+      </w:tr>
+      <w:tr>
+        <w:tc>
+          <w:tcPr>
+            <w:tcW w:w="3116" w:type="dxa"/>
+          </w:tcPr>
+          <w:p>
+            <w:pPr>
+              <w:jc w:val="center"/>
+              <w:rPr>
+                <w:rFonts w:ascii="Calibri" w:hAnsi="Calibri" w:cs="Calibri"/>
+                <w:sz w:val="22"/>
+                <w:szCs w:val="22"/>
+              </w:rPr>
+            </w:pPr>
+            <w:r>
+              <w:rPr>
+                <w:rFonts w:ascii="Calibri" w:hAnsi="Calibri" w:cs="Calibri"/>
+                <w:sz w:val="22"/>
+                <w:szCs w:val="22"/>
+              </w:rPr>
+              <w:t>Baseline Success (p1)</w:t>
+            </w:r>
+          </w:p>
+        </w:tc>
+        <w:tc>
+          <w:tcPr>
+            <w:tcW w:w="3117" w:type="dxa"/>
+          </w:tcPr>
+          <w:p>
+            <w:pPr>
+              <w:jc w:val="center"/>
+              <w:rPr>
+                <w:rFonts w:ascii="Calibri" w:hAnsi="Calibri" w:cs="Calibri"/>
+                <w:sz w:val="22"/>
+                <w:szCs w:val="22"/>
+              </w:rPr>
+            </w:pPr>
+            <w:r>
+              <w:rPr>
+                <w:rFonts w:ascii="Calibri" w:hAnsi="Calibri" w:cs="Calibri"/>
+                <w:sz w:val="22"/>
+                <w:szCs w:val="22"/>
+              </w:rPr>
+              <w:t>60%</w:t>
+            </w:r>
+          </w:p>
+        </w:tc>
+        <w:tc>
+          <w:tcPr>
+            <w:tcW w:w="3117" w:type="dxa"/>
+          </w:tcPr>
+          <w:p>
+            <w:pPr>
+              <w:jc w:val="center"/>
+              <w:rPr>
+                <w:rFonts w:ascii="Calibri" w:hAnsi="Calibri" w:cs="Calibri"/>
+                <w:sz w:val="22"/>
+                <w:szCs w:val="22"/>
+              </w:rPr>
+            </w:pPr>
+            <w:r>
+              <w:rPr>
+                <w:rFonts w:ascii="Calibri" w:hAnsi="Calibri" w:cs="Calibri"/>
+                <w:sz w:val="22"/>
+                <w:szCs w:val="22"/>
+              </w:rPr>
+              <w:t>Historical search session rate.</w:t>
+            </w:r>
+          </w:p>
+        </w:tc>
+      </w:tr>
+      <w:tr>
+        <w:tc>
+          <w:tcPr>
+            <w:tcW w:w="3116" w:type="dxa"/>
+          </w:tcPr>
+          <w:p>
+            <w:pPr>
+              <w:jc w:val="center"/>
+              <w:rPr>
+                <w:rFonts w:ascii="Calibri" w:hAnsi="Calibri" w:cs="Calibri"/>
+                <w:sz w:val="22"/>
+                <w:szCs w:val="22"/>
+              </w:rPr>
+            </w:pPr>
+            <w:r>
+              <w:rPr>
+                <w:rFonts w:ascii="Calibri" w:hAnsi="Calibri" w:cs="Calibri"/>
+                <w:sz w:val="22"/>
+                <w:szCs w:val="22"/>
+              </w:rPr>
+              <w:t>Minimum Detectable Effect</w:t>
+            </w:r>
+          </w:p>
+        </w:tc>
+        <w:tc>
+          <w:tcPr>
+            <w:tcW w:w="3117" w:type="dxa"/>
+          </w:tcPr>
+          <w:p>
+            <w:pPr>
+              <w:jc w:val="center"/>
+              <w:rPr>
+                <w:rFonts w:ascii="Calibri" w:hAnsi="Calibri" w:cs="Calibri"/>
+                <w:sz w:val="22"/>
+                <w:szCs w:val="22"/>
+              </w:rPr>
+            </w:pPr>
+            <w:r>
+              <w:rPr>
+                <w:rFonts w:ascii="Calibri" w:hAnsi="Calibri" w:cs="Calibri"/>
+                <w:sz w:val="22"/>
+                <w:szCs w:val="22"/>
+              </w:rPr>
+              <w:t>1%</w:t>
+            </w:r>
+          </w:p>
+        </w:tc>
+        <w:tc>
+          <w:tcPr>
+            <w:tcW w:w="3117" w:type="dxa"/>
+          </w:tcPr>
+          <w:p>
+            <w:pPr>
+              <w:jc w:val="center"/>
+              <w:rPr>
+                <w:rFonts w:ascii="Calibri" w:hAnsi="Calibri" w:cs="Calibri"/>
+                <w:sz w:val="22"/>
+                <w:szCs w:val="22"/>
+              </w:rPr>
+            </w:pPr>
+            <w:r>
+              <w:rPr>
+                <w:rFonts w:ascii="Calibri" w:hAnsi="Calibri" w:cs="Calibri"/>
+                <w:sz w:val="22"/>
+                <w:szCs w:val="22"/>
+              </w:rPr>
+              <w:t>Smallest impact justifiable against UI real estate cost.</w:t>
+            </w:r>
+          </w:p>
+        </w:tc>
+      </w:tr>
+      <w:tr>
+        <w:tc>
+          <w:tcPr>
+            <w:tcW w:w="3116" w:type="dxa"/>
+          </w:tcPr>
+          <w:p>
+            <w:pPr>
+              <w:jc w:val="center"/>
+              <w:rPr>
+                <w:rFonts w:ascii="Calibri" w:hAnsi="Calibri" w:cs="Calibri"/>
+                <w:sz w:val="22"/>
+                <w:szCs w:val="22"/>
+              </w:rPr>
+            </w:pPr>
+            <w:r>
+              <w:rPr>
+                <w:rFonts w:ascii="Calibri" w:hAnsi="Calibri" w:cs="Calibri"/>
+                <w:sz w:val="22"/>
+                <w:szCs w:val="22"/>
+              </w:rPr>
+              <w:t>Required Sample Size</w:t>
+            </w:r>
+          </w:p>
+        </w:tc>
+        <w:tc>
+          <w:tcPr>
+            <w:tcW w:w="3117" w:type="dxa"/>
+          </w:tcPr>
+          <w:p>
+            <w:pPr>
+              <w:jc w:val="center"/>
+              <w:rPr>
+                <w:rFonts w:ascii="Calibri" w:hAnsi="Calibri" w:cs="Calibri"/>
+                <w:sz w:val="22"/>
+                <w:szCs w:val="22"/>
+              </w:rPr>
+            </w:pPr>
+            <w:r>
+              <w:rPr>
+                <w:rFonts w:ascii="Calibri" w:hAnsi="Calibri" w:cs="Calibri"/>
+                <w:sz w:val="22"/>
+                <w:szCs w:val="22"/>
+              </w:rPr>
+              <w:t>110,000 per group</w:t>
+            </w:r>
+          </w:p>
+        </w:tc>
+        <w:tc>
+          <w:tcPr>
+            <w:tcW w:w="3117" w:type="dxa"/>
+          </w:tcPr>
+          <w:p>
+            <w:pPr>
+              <w:jc w:val="center"/>
+              <w:rPr>
+                <w:rFonts w:ascii="Calibri" w:hAnsi="Calibri" w:cs="Calibri"/>
+                <w:sz w:val="22"/>
+                <w:szCs w:val="22"/>
+              </w:rPr>
+            </w:pPr>
+            <w:r>
+              <w:rPr>
+                <w:rFonts w:ascii="Calibri" w:hAnsi="Calibri" w:cs="Calibri"/>
+                <w:sz w:val="22"/>
+                <w:szCs w:val="22"/>
+              </w:rPr>
+              <w:t>Statistically calculated, 2-sample z-test formula.</w:t>
+            </w:r>
+          </w:p>
+        </w:tc>
+      </w:tr>
+    </w:tbl>
+    <w:p>
+      <w:pPr>
+        <w:rPr>
+          <w:rFonts w:ascii="Calibri" w:hAnsi="Calibri" w:cs="Calibri"/>
+          <w:sz w:val="22"/>
+          <w:szCs w:val="22"/>
+        </w:rPr>
+      </w:pPr>
     </w:p>
     <w:sectPr>
       <w:pgSz w:w="12240" w:h="15840"/>
@@ -1058,6 +1585,25 @@
       <w:spacing w:val="5"/>
     </w:rPr>
   </w:style>
+  <w:style w:type="table" w:styleId="TableGrid">
+    <w:name w:val="Table Grid"/>
+    <w:basedOn w:val="TableNormal"/>
+    <w:uiPriority w:val="39"/>
+    <w:rsid w:val="00203013"/>
+    <w:pPr>
+      <w:spacing w:after="0" w:line="240" w:lineRule="auto"/>
+    </w:pPr>
+    <w:tblPr>
+      <w:tblBorders>
+        <w:top w:val="single" w:sz="4" w:space="0" w:color="auto"/>
+        <w:left w:val="single" w:sz="4" w:space="0" w:color="auto"/>
+        <w:bottom w:val="single" w:sz="4" w:space="0" w:color="auto"/>
+        <w:right w:val="single" w:sz="4" w:space="0" w:color="auto"/>
+        <w:insideH w:val="single" w:sz="4" w:space="0" w:color="auto"/>
+        <w:insideV w:val="single" w:sz="4" w:space="0" w:color="auto"/>
+      </w:tblBorders>
+    </w:tblPr>
+  </w:style>
 </w:styles>
 </file>
 

--- a/ExperimentDetails.docx
+++ b/ExperimentDetails.docx
@@ -49,25 +49,7 @@
           <w:sz w:val="22"/>
           <w:szCs w:val="22"/>
         </w:rPr>
-        <w:t xml:space="preserve">Null Hypothesis: Adding the “summarize” button has no effect on the task success rate </w:t>
-      </w:r>
-      <w:proofErr w:type="spellStart"/>
-      <w:r>
-        <w:rPr>
-          <w:rFonts w:ascii="Calibri" w:hAnsi="Calibri" w:cs="Calibri"/>
-          <w:sz w:val="22"/>
-          <w:szCs w:val="22"/>
-        </w:rPr>
-        <w:t xml:space="preserve">compared </w:t>
-      </w:r>
-      <w:proofErr w:type="spellEnd"/>
-      <w:r>
-        <w:rPr>
-          <w:rFonts w:ascii="Calibri" w:hAnsi="Calibri" w:cs="Calibri"/>
-          <w:sz w:val="22"/>
-          <w:szCs w:val="22"/>
-        </w:rPr>
-        <w:t xml:space="preserve">to the existing layout. </w:t>
+        <w:t xml:space="preserve">Null Hypothesis: Adding the “summarize” button has no effect on the task success rate compared to the existing layout. </w:t>
       </w:r>
     </w:p>
     <w:p>
@@ -649,6 +631,134 @@
         </w:tc>
       </w:tr>
     </w:tbl>
+    <w:p>
+      <w:pPr>
+        <w:rPr>
+          <w:rFonts w:ascii="Calibri" w:hAnsi="Calibri" w:cs="Calibri"/>
+          <w:sz w:val="22"/>
+          <w:szCs w:val="22"/>
+        </w:rPr>
+      </w:pPr>
+    </w:p>
+    <w:p>
+      <w:pPr>
+        <w:rPr>
+          <w:rFonts w:ascii="Calibri" w:hAnsi="Calibri" w:cs="Calibri"/>
+          <w:sz w:val="22"/>
+          <w:szCs w:val="22"/>
+        </w:rPr>
+      </w:pPr>
+      <w:r>
+        <w:rPr>
+          <w:rFonts w:ascii="Calibri" w:hAnsi="Calibri" w:cs="Calibri"/>
+          <w:sz w:val="22"/>
+          <w:szCs w:val="22"/>
+        </w:rPr>
+        <w:t>Metrices</w:t>
+      </w:r>
+    </w:p>
+    <w:p>
+      <w:pPr>
+        <w:rPr>
+          <w:rFonts w:ascii="Calibri" w:hAnsi="Calibri" w:cs="Calibri"/>
+          <w:sz w:val="22"/>
+          <w:szCs w:val="22"/>
+        </w:rPr>
+      </w:pPr>
+      <w:r>
+        <w:rPr>
+          <w:rFonts w:ascii="Calibri" w:hAnsi="Calibri" w:cs="Calibri"/>
+          <w:sz w:val="22"/>
+          <w:szCs w:val="22"/>
+        </w:rPr>
+        <w:t>Primary metrics: Task success rate</w:t>
+      </w:r>
+    </w:p>
+    <w:p>
+      <w:pPr>
+        <w:rPr>
+          <w:rFonts w:ascii="Calibri" w:hAnsi="Calibri" w:cs="Calibri"/>
+          <w:sz w:val="22"/>
+          <w:szCs w:val="22"/>
+        </w:rPr>
+      </w:pPr>
+      <w:r>
+        <w:rPr>
+          <w:rFonts w:ascii="Calibri" w:hAnsi="Calibri" w:cs="Calibri"/>
+          <w:sz w:val="22"/>
+          <w:szCs w:val="22"/>
+        </w:rPr>
+        <w:t xml:space="preserve">% of search session &gt;= 30 seconds or 0 immediate query change. </w:t>
+      </w:r>
+    </w:p>
+    <w:p>
+      <w:pPr>
+        <w:rPr>
+          <w:rFonts w:ascii="Calibri" w:hAnsi="Calibri" w:cs="Calibri"/>
+          <w:sz w:val="22"/>
+          <w:szCs w:val="22"/>
+        </w:rPr>
+      </w:pPr>
+      <w:r>
+        <w:rPr>
+          <w:rFonts w:ascii="Calibri" w:hAnsi="Calibri" w:cs="Calibri"/>
+          <w:sz w:val="22"/>
+          <w:szCs w:val="22"/>
+        </w:rPr>
+        <w:t>Secondary Metrices</w:t>
+      </w:r>
+    </w:p>
+    <w:p>
+      <w:pPr>
+        <w:rPr>
+          <w:rFonts w:ascii="Calibri" w:hAnsi="Calibri" w:cs="Calibri"/>
+          <w:sz w:val="22"/>
+          <w:szCs w:val="22"/>
+        </w:rPr>
+      </w:pPr>
+      <w:r>
+        <w:rPr>
+          <w:rFonts w:ascii="Calibri" w:hAnsi="Calibri" w:cs="Calibri"/>
+          <w:sz w:val="22"/>
+          <w:szCs w:val="22"/>
+        </w:rPr>
+        <w:t>Feature Retention: % of users used the button in week 1 and RETURNED to use it again after 2-4 weeks.</w:t>
+      </w:r>
+    </w:p>
+    <w:p>
+      <w:pPr>
+        <w:rPr>
+          <w:rFonts w:ascii="Calibri" w:hAnsi="Calibri" w:cs="Calibri"/>
+          <w:sz w:val="22"/>
+          <w:szCs w:val="22"/>
+        </w:rPr>
+      </w:pPr>
+      <w:r>
+        <w:rPr>
+          <w:rFonts w:ascii="Calibri" w:hAnsi="Calibri" w:cs="Calibri"/>
+          <w:sz w:val="22"/>
+          <w:szCs w:val="22"/>
+        </w:rPr>
+        <w:t>Latency: how fast the browser responds, (for 95</w:t>
+      </w:r>
+      <w:r>
+        <w:rPr>
+          <w:rFonts w:ascii="Calibri" w:hAnsi="Calibri" w:cs="Calibri"/>
+          <w:sz w:val="22"/>
+          <w:szCs w:val="22"/>
+          <w:vertAlign w:val="superscript"/>
+        </w:rPr>
+        <w:t>th</w:t>
+      </w:r>
+      <w:r>
+        <w:rPr>
+          <w:rFonts w:ascii="Calibri" w:hAnsi="Calibri" w:cs="Calibri"/>
+          <w:sz w:val="22"/>
+          <w:szCs w:val="22"/>
+        </w:rPr>
+        <w:t xml:space="preserve"> percentile) and the rest 5% of users, how much slower did the browser get when adding this button?</w:t>
+      </w:r>
+    </w:p>
     <w:p>
       <w:pPr>
         <w:rPr>
